--- a/fuentes/CFA2_12210015_DU.docx
+++ b/fuentes/CFA2_12210015_DU.docx
@@ -213,7 +213,7 @@
               </wp:anchor>
             </w:drawing>
           </mc:Choice>
-          <mc:Fallback xmlns:w16sdtdh="http://schemas.microsoft.com/office/word/2020/wordml/sdtdatahash" xmlns:w16="http://schemas.microsoft.com/office/word/2018/wordml" xmlns:w16cex="http://schemas.microsoft.com/office/word/2018/wordml/cex">
+          <mc:Fallback xmlns:w16cex="http://schemas.microsoft.com/office/word/2018/wordml/cex" xmlns:w16="http://schemas.microsoft.com/office/word/2018/wordml" xmlns:w16sdtdh="http://schemas.microsoft.com/office/word/2020/wordml/sdtdatahash">
             <w:pict>
               <v:rect w14:anchorId="5C6229C9" id="Rectángulo 4" o:spid="_x0000_s1026" style="position:absolute;margin-left:-55.7pt;margin-top:29pt;width:613.85pt;height:204pt;z-index:-251659776;visibility:visible;mso-wrap-style:square;mso-width-percent:0;mso-height-percent:0;mso-wrap-distance-left:9pt;mso-wrap-distance-top:0;mso-wrap-distance-right:9pt;mso-wrap-distance-bottom:0;mso-position-horizontal:absolute;mso-position-horizontal-relative:text;mso-position-vertical:absolute;mso-position-vertical-relative:text;mso-width-percent:0;mso-height-percent:0;mso-width-relative:page;mso-height-relative:margin;v-text-anchor:middle" o:gfxdata="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" fillcolor="#00314d" stroked="f" strokeweight="1pt"/>
             </w:pict>
@@ -938,7 +938,7 @@
             <w:noProof/>
             <w:webHidden/>
           </w:rPr>
-          <w:t>20</w:t>
+          <w:t>19</w:t>
         </w:r>
         <w:r>
           <w:rPr>
@@ -2337,7 +2337,16 @@
             <w:rStyle w:val="Hipervnculo"/>
             <w:noProof/>
           </w:rPr>
-          <w:t>Análisis de desviaciones</w:t>
+          <w:t>Análisis de d</w:t>
+        </w:r>
+        <w:bookmarkStart w:id="0" w:name="_GoBack"/>
+        <w:bookmarkEnd w:id="0"/>
+        <w:r>
+          <w:rPr>
+            <w:rStyle w:val="Hipervnculo"/>
+            <w:noProof/>
+          </w:rPr>
+          <w:t>esviaciones</w:t>
         </w:r>
         <w:r>
           <w:rPr>
@@ -2988,8 +2997,6 @@
           </w:rPr>
           <w:t>Créditos</w:t>
         </w:r>
-        <w:bookmarkStart w:id="0" w:name="_GoBack"/>
-        <w:bookmarkEnd w:id="0"/>
         <w:r>
           <w:rPr>
             <w:noProof/>
@@ -3212,11 +3219,6 @@
         <w:rPr>
           <w:b/>
         </w:rPr>
-      </w:r>
-      <w:r>
-        <w:rPr>
-          <w:b/>
-        </w:rPr>
         <w:fldChar w:fldCharType="separate"/>
       </w:r>
       <w:r>
@@ -3463,13 +3465,6 @@
     </w:p>
     <w:p>
       <w:pPr>
-        <w:rPr>
-          <w:lang w:eastAsia="es-CO"/>
-        </w:rPr>
-      </w:pPr>
-    </w:p>
-    <w:p>
-      <w:pPr>
         <w:pStyle w:val="Prrafodelista"/>
         <w:numPr>
           <w:ilvl w:val="0"/>
@@ -3557,26 +3552,20 @@
         <w:rPr>
           <w:lang w:eastAsia="es-CO"/>
         </w:rPr>
-        <w:t xml:space="preserve">Ejemplo: si los beneficios estimados de un proyecto alcanzan 120 millones de pesos y los costos totales son 100 millones, la razón beneficio-costo será 1,2. Esto significa que por cada peso invertido el proyecto recupera el peso inicial y genera 0,2 </w:t>
-      </w:r>
+        <w:t>Ejemplo: si los beneficios estimados de un proyecto alcanzan 120 millones de pesos y los costos totales son 100 millones, la razón beneficio-costo será 1,2. Esto significa que por cada peso invertido el proyecto recupera el peso inicial y genera 0,2 pesos adicionales de ganancia, lo que indica que los beneficios superan los costos y que el proyecto es financieramente viable.</w:t>
+      </w:r>
+    </w:p>
+    <w:p>
+      <w:pPr>
+        <w:rPr>
+          <w:lang w:eastAsia="es-CO"/>
+        </w:rPr>
+      </w:pPr>
       <w:r>
         <w:rPr>
           <w:lang w:eastAsia="es-CO"/>
         </w:rPr>
         <w:lastRenderedPageBreak/>
-        <w:t>pesos adicionales de ganancia, lo que indica que los beneficios superan los costos y que el proyecto es financieramente viable.</w:t>
-      </w:r>
-    </w:p>
-    <w:p>
-      <w:pPr>
-        <w:rPr>
-          <w:lang w:eastAsia="es-CO"/>
-        </w:rPr>
-      </w:pPr>
-      <w:r>
-        <w:rPr>
-          <w:lang w:eastAsia="es-CO"/>
-        </w:rPr>
         <w:t>Estos indicadores permiten comparar los beneficios esperados frente a los recursos comprometidos en la inversión. Su aplicación facilita analizar los resultados financieros del proyecto y disponer de criterios objetivos para valorar su conveniencia y sostenibilidad.</w:t>
       </w:r>
     </w:p>
@@ -3633,8 +3622,14 @@
         <w:rPr>
           <w:lang w:eastAsia="es-CO"/>
         </w:rPr>
+        <w:t xml:space="preserve">Asimismo, la interpretación de estos indicadores no debe realizarse de manera aislada, sino de forma integrada, considerando el contexto del proyecto, el nivel de </w:t>
+      </w:r>
+      <w:r>
+        <w:rPr>
+          <w:lang w:eastAsia="es-CO"/>
+        </w:rPr>
         <w:lastRenderedPageBreak/>
-        <w:t>Asimismo, la interpretación de estos indicadores no debe realizarse de manera aislada, sino de forma integrada, considerando el contexto del proyecto, el nivel de riesgo y las condiciones del mercado. Por ejemplo, una iniciativa puede presentar una Tasa Interna de Retorno (TIR) atractiva; sin embargo, si el Valor Presente Neto (VPN) es negativo o si el rendimiento esperado es inferior al Costo Promedio Ponderado del Capital (WACC), la inversión podría no resultar conveniente. En este sentido, el análisis conjunto de indicadores como el VPN, la TIR, el PRI, la RBC, la RCE, el EVA y el WACC permite evaluar diferentes escenarios, comparar alternativas y fundamentar decisiones orientadas a la sostenibilidad económica del proyecto.</w:t>
+        <w:t>riesgo y las condiciones del mercado. Por ejemplo, una iniciativa puede presentar una Tasa Interna de Retorno (TIR) atractiva; sin embargo, si el Valor Presente Neto (VPN) es negativo o si el rendimiento esperado es inferior al Costo Promedio Ponderado del Capital (WACC), la inversión podría no resultar conveniente. En este sentido, el análisis conjunto de indicadores como el VPN, la TIR, el PRI, la RBC, la RCE, el EVA y el WACC permite evaluar diferentes escenarios, comparar alternativas y fundamentar decisiones orientadas a la sostenibilidad económica del proyecto.</w:t>
       </w:r>
     </w:p>
     <w:p>
@@ -3659,34 +3654,6 @@
     </w:p>
     <w:p>
       <w:pPr>
-        <w:rPr>
-          <w:lang w:eastAsia="es-CO"/>
-        </w:rPr>
-      </w:pPr>
-    </w:p>
-    <w:p>
-      <w:pPr>
-        <w:rPr>
-          <w:lang w:eastAsia="es-CO"/>
-        </w:rPr>
-      </w:pPr>
-    </w:p>
-    <w:p>
-      <w:pPr>
-        <w:rPr>
-          <w:lang w:eastAsia="es-CO"/>
-        </w:rPr>
-      </w:pPr>
-    </w:p>
-    <w:p>
-      <w:pPr>
-        <w:rPr>
-          <w:lang w:eastAsia="es-CO"/>
-        </w:rPr>
-      </w:pPr>
-    </w:p>
-    <w:p>
-      <w:pPr>
         <w:pStyle w:val="Tabla"/>
         <w:rPr>
           <w:lang w:eastAsia="es-CO"/>
@@ -3696,7 +3663,6 @@
         <w:rPr>
           <w:lang w:eastAsia="es-CO"/>
         </w:rPr>
-        <w:lastRenderedPageBreak/>
         <w:t>Indicadores financieros de evaluación de proyectos</w:t>
       </w:r>
     </w:p>
@@ -3797,7 +3763,11 @@
               </w:rPr>
             </w:pPr>
             <w:r>
-              <w:t>Cuánto dinero gana realmente el proyecto hoy, después de descontar la inversión y el costo del dinero.</w:t>
+              <w:t xml:space="preserve">Cuánto dinero gana realmente el proyecto hoy, después de descontar la </w:t>
+            </w:r>
+            <w:r>
+              <w:lastRenderedPageBreak/>
+              <w:t>inversión y el costo del dinero.</w:t>
             </w:r>
           </w:p>
         </w:tc>
@@ -3813,6 +3783,7 @@
               </w:rPr>
             </w:pPr>
             <w:r>
+              <w:lastRenderedPageBreak/>
               <w:t>Si es mayor que 0, el proyecto genera valor y conviene invertir.</w:t>
             </w:r>
           </w:p>
@@ -4037,7 +4008,6 @@
               </w:rPr>
             </w:pPr>
             <w:r>
-              <w:lastRenderedPageBreak/>
               <w:t>EVA (Valor Económico Agregado)</w:t>
             </w:r>
           </w:p>
@@ -4091,6 +4061,7 @@
               </w:rPr>
             </w:pPr>
             <w:r>
+              <w:lastRenderedPageBreak/>
               <w:t>WACC (Costo Promedio Ponderado del Capital)</w:t>
             </w:r>
           </w:p>
@@ -4169,26 +4140,20 @@
         <w:rPr>
           <w:lang w:eastAsia="es-CO"/>
         </w:rPr>
-        <w:t xml:space="preserve">Desde el punto de vista técnico, el VPN permite establecer en términos monetarios cuánto valor adicional produce el proyecto después de recuperar la inversión y cubrir el costo del capital. Si el resultado es positivo, significa que la </w:t>
-      </w:r>
+        <w:t>Desde el punto de vista técnico, el VPN permite establecer en términos monetarios cuánto valor adicional produce el proyecto después de recuperar la inversión y cubrir el costo del capital. Si el resultado es positivo, significa que la iniciativa genera riqueza para el inversionista. En contraste, la TIR facilita la comparación entre distintas alternativas de inversión, ya que expresa la rentabilidad en términos porcentuales.</w:t>
+      </w:r>
+    </w:p>
+    <w:p>
+      <w:pPr>
+        <w:rPr>
+          <w:lang w:eastAsia="es-CO"/>
+        </w:rPr>
+      </w:pPr>
       <w:r>
         <w:rPr>
           <w:lang w:eastAsia="es-CO"/>
         </w:rPr>
         <w:lastRenderedPageBreak/>
-        <w:t>iniciativa genera riqueza para el inversionista. En contraste, la TIR facilita la comparación entre distintas alternativas de inversión, ya que expresa la rentabilidad en términos porcentuales.</w:t>
-      </w:r>
-    </w:p>
-    <w:p>
-      <w:pPr>
-        <w:rPr>
-          <w:lang w:eastAsia="es-CO"/>
-        </w:rPr>
-      </w:pPr>
-      <w:r>
-        <w:rPr>
-          <w:lang w:eastAsia="es-CO"/>
-        </w:rPr>
         <w:t>Según Baca (2022), el Valor Presente Neto (VPN) constituye uno de los criterios más consistentes para evaluar proyectos, ya que considera el valor del dinero en el tiempo y permite medir la generación de valor económico de una inversión. En consecuencia, este indicador se reconoce como una herramienta clave para apoyar la toma de decisiones financieras.</w:t>
       </w:r>
     </w:p>
@@ -4248,8 +4213,14 @@
         <w:rPr>
           <w:lang w:eastAsia="es-CO"/>
         </w:rPr>
+        <w:t xml:space="preserve">La tasa interna de retorno (TIR), por su parte, se define como la tasa de descuento que hace que el VPN sea igual a cero. En términos prácticos, representa el rendimiento porcentual que genera el proyecto con base en los flujos de caja proyectados. A diferencia del VPN, que se expresa en unidades monetarias, la TIR se </w:t>
+      </w:r>
+      <w:r>
+        <w:rPr>
+          <w:lang w:eastAsia="es-CO"/>
+        </w:rPr>
         <w:lastRenderedPageBreak/>
-        <w:t>La tasa interna de retorno (TIR), por su parte, se define como la tasa de descuento que hace que el VPN sea igual a cero. En términos prácticos, representa el rendimiento porcentual que genera el proyecto con base en los flujos de caja proyectados. A diferencia del VPN, que se expresa en unidades monetarias, la TIR se expresa en porcentaje, lo que facilita la comparación entre distintas alternativas de inversión. Un proyecto será financieramente viable cuando la TIR sea superior al costo promedio ponderado del capital (WACC) o a la tasa mínima de rendimiento exigida por los inversionistas.</w:t>
+        <w:t>expresa en porcentaje, lo que facilita la comparación entre distintas alternativas de inversión. Un proyecto será financieramente viable cuando la TIR sea superior al costo promedio ponderado del capital (WACC) o a la tasa mínima de rendimiento exigida por los inversionistas.</w:t>
       </w:r>
     </w:p>
     <w:p>
@@ -4274,38 +4245,9 @@
     </w:p>
     <w:p>
       <w:pPr>
-        <w:rPr>
-          <w:lang w:eastAsia="es-CO"/>
-        </w:rPr>
-      </w:pPr>
-    </w:p>
-    <w:p>
-      <w:pPr>
-        <w:rPr>
-          <w:lang w:eastAsia="es-CO"/>
-        </w:rPr>
-      </w:pPr>
-    </w:p>
-    <w:p>
-      <w:pPr>
-        <w:rPr>
-          <w:lang w:eastAsia="es-CO"/>
-        </w:rPr>
-      </w:pPr>
-    </w:p>
-    <w:p>
-      <w:pPr>
-        <w:rPr>
-          <w:lang w:eastAsia="es-CO"/>
-        </w:rPr>
-      </w:pPr>
-    </w:p>
-    <w:p>
-      <w:pPr>
         <w:pStyle w:val="Figura"/>
       </w:pPr>
       <w:r>
-        <w:lastRenderedPageBreak/>
         <w:t>Etapas de selección de la tasa de descuento</w:t>
       </w:r>
     </w:p>
@@ -4371,8 +4313,14 @@
     <w:p>
       <w:pPr>
         <w:pStyle w:val="Figura"/>
-      </w:pPr>
-      <w:r>
+        <w:numPr>
+          <w:ilvl w:val="0"/>
+          <w:numId w:val="0"/>
+        </w:numPr>
+        <w:ind w:left="426"/>
+      </w:pPr>
+      <w:r>
+        <w:lastRenderedPageBreak/>
         <w:t>Etapas de selección de la tasa de descuento</w:t>
       </w:r>
       <w:r>
@@ -4502,7 +4450,6 @@
         <w:rPr>
           <w:lang w:eastAsia="es-CO"/>
         </w:rPr>
-        <w:lastRenderedPageBreak/>
         <w:t xml:space="preserve">Su utilización permite sistematizar los datos, efectuar los cálculos de manera ágil y disminuir la posibilidad de errores durante el proceso de análisis. De esta forma, el uso de herramientas tecnológicas contribuye a fortalecer la toma de decisiones financieras, ya que permite estimar con mayor claridad la rentabilidad del proyecto y valorar su conveniencia económica. </w:t>
       </w:r>
     </w:p>
@@ -4536,7 +4483,14 @@
         <w:rPr>
           <w:lang w:eastAsia="es-CO"/>
         </w:rPr>
-        <w:t>Para facilitar la comprensión del cálculo del Valor Presente Neto (VPN), se empleará una herramienta tecnológica que permite aplicar este procedimiento de manera práctica. Mediante el uso de Excel, es posible organizar los flujos de caja proyectados y utilizar funciones financieras que permiten estimar el valor actual de los ingresos futuros del proyecto. A continuación, se describen los pasos principales que permiten realizar este cálculo en la herramienta, organizados en una secuencia que orienta el procedimiento de manera clara y estructurada.</w:t>
+        <w:t xml:space="preserve">Para facilitar la comprensión del cálculo del Valor Presente Neto (VPN), se empleará una herramienta tecnológica que permite aplicar este procedimiento de manera práctica. Mediante el uso de Excel, es posible organizar los flujos de caja </w:t>
+      </w:r>
+      <w:r>
+        <w:rPr>
+          <w:lang w:eastAsia="es-CO"/>
+        </w:rPr>
+        <w:lastRenderedPageBreak/>
+        <w:t>proyectados y utilizar funciones financieras que permiten estimar el valor actual de los ingresos futuros del proyecto. A continuación, se describen los pasos principales que permiten realizar este cálculo en la herramienta, organizados en una secuencia que orienta el procedimiento de manera clara y estructurada.</w:t>
       </w:r>
     </w:p>
     <w:p>
@@ -4594,20 +4548,6 @@
     </w:p>
     <w:p>
       <w:pPr>
-        <w:rPr>
-          <w:lang w:eastAsia="es-CO"/>
-        </w:rPr>
-      </w:pPr>
-    </w:p>
-    <w:p>
-      <w:pPr>
-        <w:rPr>
-          <w:lang w:eastAsia="es-CO"/>
-        </w:rPr>
-      </w:pPr>
-    </w:p>
-    <w:p>
-      <w:pPr>
         <w:pStyle w:val="Prrafodelista"/>
         <w:numPr>
           <w:ilvl w:val="0"/>
@@ -4623,7 +4563,6 @@
           <w:b/>
           <w:lang w:eastAsia="es-CO"/>
         </w:rPr>
-        <w:lastRenderedPageBreak/>
         <w:t>Seleccionar la función financiera en Excel</w:t>
       </w:r>
     </w:p>
@@ -4742,6 +4681,7 @@
         <w:rPr>
           <w:lang w:eastAsia="es-CO"/>
         </w:rPr>
+        <w:lastRenderedPageBreak/>
         <w:t>Esta función permite calcular el valor actual de los flujos de caja futuros del proyecto.</w:t>
       </w:r>
     </w:p>
@@ -4870,7 +4810,6 @@
         <w:rPr>
           <w:lang w:eastAsia="es-CO"/>
         </w:rPr>
-        <w:lastRenderedPageBreak/>
         <w:t>El ingreso correcto de estos datos permite estimar el valor presente de los ingresos futuros.</w:t>
       </w:r>
     </w:p>
@@ -4964,6 +4903,7 @@
         <w:rPr>
           <w:lang w:eastAsia="es-CO"/>
         </w:rPr>
+        <w:lastRenderedPageBreak/>
         <w:t>Donde 12 % corresponde a la tasa de descuento, B3:B6 contiene los flujos de caja proyectados y B2 representa la inversión inicial. Este cálculo permite obtener el Valor Presente Neto del proyecto y analizar si la inversión genera valor económico.</w:t>
       </w:r>
     </w:p>
@@ -5015,13 +4955,6 @@
     </w:p>
     <w:p>
       <w:pPr>
-        <w:rPr>
-          <w:lang w:eastAsia="es-CO"/>
-        </w:rPr>
-      </w:pPr>
-    </w:p>
-    <w:p>
-      <w:pPr>
         <w:pStyle w:val="Prrafodelista"/>
         <w:numPr>
           <w:ilvl w:val="0"/>
@@ -5037,7 +4970,6 @@
           <w:b/>
           <w:lang w:eastAsia="es-CO"/>
         </w:rPr>
-        <w:lastRenderedPageBreak/>
         <w:t>Seleccionar la función financiera</w:t>
       </w:r>
     </w:p>
@@ -5130,6 +5062,7 @@
         <w:rPr>
           <w:lang w:eastAsia="es-CO"/>
         </w:rPr>
+        <w:lastRenderedPageBreak/>
         <w:t>Excel devolverá la Tasa Interna de Retorno expresada en porcentaje, indicador que permite estimar la rentabilidad del proyecto. Cuando la TIR es mayor que el costo de capital (WACC), el proyecto se considera financieramente viable.</w:t>
       </w:r>
     </w:p>
@@ -5249,22 +5182,28 @@
       </w:pPr>
       <w:bookmarkStart w:id="7" w:name="_Toc225318165"/>
       <w:r>
+        <w:t>Recuperación de la inversión y costo de capital</w:t>
+      </w:r>
+      <w:bookmarkEnd w:id="7"/>
+    </w:p>
+    <w:p>
+      <w:pPr>
+        <w:rPr>
+          <w:lang w:eastAsia="es-CO"/>
+        </w:rPr>
+      </w:pPr>
+      <w:r>
+        <w:rPr>
+          <w:lang w:eastAsia="es-CO"/>
+        </w:rPr>
+        <w:t xml:space="preserve">Dentro del análisis de viabilidad financiera de un proyecto se emplean diversos indicadores que permiten comprender el comportamiento de la inversión y los riesgos asociados a su ejecución. Además de los indicadores que miden directamente la creación de valor y la rentabilidad, existen otros instrumentos que aportan información complementaria para fortalecer la toma de decisiones. Entre ellos se encuentran el periodo de recuperación de la inversión, la relación entre beneficios y costos y el costo de capital, los cuales permiten analizar aspectos como el tiempo requerido para recuperar los recursos invertidos, la eficiencia en el uso de los recursos financieros y la </w:t>
+      </w:r>
+      <w:r>
+        <w:rPr>
+          <w:lang w:eastAsia="es-CO"/>
+        </w:rPr>
         <w:lastRenderedPageBreak/>
-        <w:t>Recuperación de la inversión y costo de capital</w:t>
-      </w:r>
-      <w:bookmarkEnd w:id="7"/>
-    </w:p>
-    <w:p>
-      <w:pPr>
-        <w:rPr>
-          <w:lang w:eastAsia="es-CO"/>
-        </w:rPr>
-      </w:pPr>
-      <w:r>
-        <w:rPr>
-          <w:lang w:eastAsia="es-CO"/>
-        </w:rPr>
-        <w:t>Dentro del análisis de viabilidad financiera de un proyecto se emplean diversos indicadores que permiten comprender el comportamiento de la inversión y los riesgos asociados a su ejecución. Además de los indicadores que miden directamente la creación de valor y la rentabilidad, existen otros instrumentos que aportan información complementaria para fortalecer la toma de decisiones. Entre ellos se encuentran el periodo de recuperación de la inversión, la relación entre beneficios y costos y el costo de capital, los cuales permiten analizar aspectos como el tiempo requerido para recuperar los recursos invertidos, la eficiencia en el uso de los recursos financieros y la rentabilidad mínima que debe generar el proyecto para compensar el riesgo asumido. En conjunto, estos elementos facilitan una visión más integral de la evaluación financiera, contribuyendo a determinar si una iniciativa de inversión es sostenible y coherente con los objetivos económicos del proyecto.</w:t>
+        <w:t>rentabilidad mínima que debe generar el proyecto para compensar el riesgo asumido. En conjunto, estos elementos facilitan una visión más integral de la evaluación financiera, contribuyendo a determinar si una iniciativa de inversión es sostenible y coherente con los objetivos económicos del proyecto.</w:t>
       </w:r>
     </w:p>
     <w:p>
@@ -5293,25 +5232,10 @@
           <w:lang w:eastAsia="es-CO"/>
         </w:rPr>
       </w:pPr>
-    </w:p>
-    <w:p>
-      <w:pPr>
-        <w:rPr>
-          <w:lang w:eastAsia="es-CO"/>
-        </w:rPr>
-      </w:pPr>
-    </w:p>
-    <w:p>
-      <w:pPr>
-        <w:rPr>
-          <w:lang w:eastAsia="es-CO"/>
-        </w:rPr>
-      </w:pPr>
-      <w:r>
-        <w:rPr>
-          <w:lang w:eastAsia="es-CO"/>
-        </w:rPr>
-        <w:lastRenderedPageBreak/>
+      <w:r>
+        <w:rPr>
+          <w:lang w:eastAsia="es-CO"/>
+        </w:rPr>
         <w:t>Recuperación de la inversión</w:t>
       </w:r>
     </w:p>
@@ -5415,6 +5339,7 @@
         <w:rPr>
           <w:lang w:eastAsia="es-CO"/>
         </w:rPr>
+        <w:lastRenderedPageBreak/>
         <w:t>Utilidad del análisis del tiempo de recuperación</w:t>
       </w:r>
     </w:p>
@@ -5554,7 +5479,6 @@
         <w:rPr>
           <w:lang w:eastAsia="es-CO"/>
         </w:rPr>
-        <w:lastRenderedPageBreak/>
         <w:t>Permite determinar la eficiencia económica de la inversión realizada.</w:t>
       </w:r>
     </w:p>
@@ -5688,6 +5612,7 @@
         <w:rPr>
           <w:lang w:eastAsia="es-CO"/>
         </w:rPr>
+        <w:lastRenderedPageBreak/>
         <w:t>Cuando el resultado es menor que uno, el proyecto no resulta financieramente conveniente.</w:t>
       </w:r>
     </w:p>
@@ -5827,7 +5752,6 @@
         <w:rPr>
           <w:lang w:eastAsia="es-CO"/>
         </w:rPr>
-        <w:lastRenderedPageBreak/>
         <w:t>Permite determinar si los resultados financieros superan la rentabilidad exigida por los inversionistas.</w:t>
       </w:r>
     </w:p>
@@ -5892,7 +5816,6 @@
         <w:rPr>
           <w:lang w:eastAsia="es-CO"/>
         </w:rPr>
-        <w:lastRenderedPageBreak/>
         <w:t>A continuación, se presentan los pasos a seguir para calcular estos indicadores mediante el uso de herramientas de hoja de cálculo, facilitando su aplicación en el análisis financiero de proyectos.</w:t>
       </w:r>
     </w:p>
@@ -5942,10 +5865,18 @@
           <w:lang w:eastAsia="es-CO"/>
         </w:rPr>
       </w:pPr>
-      <w:r>
-        <w:rPr>
-          <w:lang w:eastAsia="es-CO"/>
-        </w:rPr>
+    </w:p>
+    <w:p>
+      <w:pPr>
+        <w:rPr>
+          <w:lang w:eastAsia="es-CO"/>
+        </w:rPr>
+      </w:pPr>
+      <w:r>
+        <w:rPr>
+          <w:lang w:eastAsia="es-CO"/>
+        </w:rPr>
+        <w:lastRenderedPageBreak/>
         <w:t>Pasos de cálculo</w:t>
       </w:r>
     </w:p>
@@ -6085,7 +6016,6 @@
           <w:b/>
           <w:lang w:eastAsia="es-CO"/>
         </w:rPr>
-        <w:lastRenderedPageBreak/>
         <w:t>Relación beneficio–costo en Excel</w:t>
       </w:r>
     </w:p>
@@ -6200,6 +6130,7 @@
         <w:rPr>
           <w:lang w:eastAsia="es-CO"/>
         </w:rPr>
+        <w:lastRenderedPageBreak/>
         <w:t>=VNA (tasa; rango costos)</w:t>
       </w:r>
     </w:p>
@@ -6236,13 +6167,6 @@
     </w:p>
     <w:p>
       <w:pPr>
-        <w:rPr>
-          <w:lang w:eastAsia="es-CO"/>
-        </w:rPr>
-      </w:pPr>
-    </w:p>
-    <w:p>
-      <w:pPr>
         <w:pStyle w:val="Prrafodelista"/>
         <w:numPr>
           <w:ilvl w:val="0"/>
@@ -6284,7 +6208,6 @@
         <w:rPr>
           <w:lang w:eastAsia="es-CO"/>
         </w:rPr>
-        <w:lastRenderedPageBreak/>
         <w:t>Fórmula base</w:t>
       </w:r>
     </w:p>
@@ -6458,6 +6381,7 @@
         <w:rPr>
           <w:lang w:eastAsia="es-CO"/>
         </w:rPr>
+        <w:lastRenderedPageBreak/>
         <w:t>=(E/</w:t>
       </w:r>
       <w:proofErr w:type="gramStart"/>
@@ -6882,6 +6806,7 @@
               </w:rPr>
             </w:pPr>
             <w:r>
+              <w:lastRenderedPageBreak/>
               <w:t>Impacto Económico Indirecto.</w:t>
             </w:r>
           </w:p>
@@ -19751,6 +19676,98 @@
     </w:lvl>
   </w:abstractNum>
   <w:abstractNum w:abstractNumId="33" w15:restartNumberingAfterBreak="0">
+    <w:nsid w:val="5FE633AF"/>
+    <w:multiLevelType w:val="hybridMultilevel"/>
+    <w:tmpl w:val="1CE87602"/>
+    <w:lvl w:ilvl="0" w:tplc="9E826482">
+      <w:start w:val="1"/>
+      <w:numFmt w:val="decimal"/>
+      <w:pStyle w:val="Figura"/>
+      <w:lvlText w:val="Figura %1."/>
+      <w:lvlJc w:val="left"/>
+      <w:pPr>
+        <w:ind w:left="1800" w:hanging="360"/>
+      </w:pPr>
+      <w:rPr>
+        <w:rFonts w:hint="default"/>
+        <w:b/>
+        <w:bCs/>
+      </w:rPr>
+    </w:lvl>
+    <w:lvl w:ilvl="1" w:tplc="240A0019" w:tentative="1">
+      <w:start w:val="1"/>
+      <w:numFmt w:val="lowerLetter"/>
+      <w:lvlText w:val="%2."/>
+      <w:lvlJc w:val="left"/>
+      <w:pPr>
+        <w:ind w:left="1440" w:hanging="360"/>
+      </w:pPr>
+    </w:lvl>
+    <w:lvl w:ilvl="2" w:tplc="240A001B" w:tentative="1">
+      <w:start w:val="1"/>
+      <w:numFmt w:val="lowerRoman"/>
+      <w:lvlText w:val="%3."/>
+      <w:lvlJc w:val="right"/>
+      <w:pPr>
+        <w:ind w:left="2160" w:hanging="180"/>
+      </w:pPr>
+    </w:lvl>
+    <w:lvl w:ilvl="3" w:tplc="240A000F" w:tentative="1">
+      <w:start w:val="1"/>
+      <w:numFmt w:val="decimal"/>
+      <w:lvlText w:val="%4."/>
+      <w:lvlJc w:val="left"/>
+      <w:pPr>
+        <w:ind w:left="2880" w:hanging="360"/>
+      </w:pPr>
+    </w:lvl>
+    <w:lvl w:ilvl="4" w:tplc="240A0019" w:tentative="1">
+      <w:start w:val="1"/>
+      <w:numFmt w:val="lowerLetter"/>
+      <w:lvlText w:val="%5."/>
+      <w:lvlJc w:val="left"/>
+      <w:pPr>
+        <w:ind w:left="3600" w:hanging="360"/>
+      </w:pPr>
+    </w:lvl>
+    <w:lvl w:ilvl="5" w:tplc="240A001B" w:tentative="1">
+      <w:start w:val="1"/>
+      <w:numFmt w:val="lowerRoman"/>
+      <w:lvlText w:val="%6."/>
+      <w:lvlJc w:val="right"/>
+      <w:pPr>
+        <w:ind w:left="4320" w:hanging="180"/>
+      </w:pPr>
+    </w:lvl>
+    <w:lvl w:ilvl="6" w:tplc="240A000F" w:tentative="1">
+      <w:start w:val="1"/>
+      <w:numFmt w:val="decimal"/>
+      <w:lvlText w:val="%7."/>
+      <w:lvlJc w:val="left"/>
+      <w:pPr>
+        <w:ind w:left="5040" w:hanging="360"/>
+      </w:pPr>
+    </w:lvl>
+    <w:lvl w:ilvl="7" w:tplc="240A0019" w:tentative="1">
+      <w:start w:val="1"/>
+      <w:numFmt w:val="lowerLetter"/>
+      <w:lvlText w:val="%8."/>
+      <w:lvlJc w:val="left"/>
+      <w:pPr>
+        <w:ind w:left="5760" w:hanging="360"/>
+      </w:pPr>
+    </w:lvl>
+    <w:lvl w:ilvl="8" w:tplc="240A001B" w:tentative="1">
+      <w:start w:val="1"/>
+      <w:numFmt w:val="lowerRoman"/>
+      <w:lvlText w:val="%9."/>
+      <w:lvlJc w:val="right"/>
+      <w:pPr>
+        <w:ind w:left="6480" w:hanging="180"/>
+      </w:pPr>
+    </w:lvl>
+  </w:abstractNum>
+  <w:abstractNum w:abstractNumId="34" w15:restartNumberingAfterBreak="0">
     <w:nsid w:val="62FE7B1B"/>
     <w:multiLevelType w:val="hybridMultilevel"/>
     <w:tmpl w:val="F872CDA2"/>
@@ -19836,7 +19853,7 @@
       </w:pPr>
     </w:lvl>
   </w:abstractNum>
-  <w:abstractNum w:abstractNumId="34" w15:restartNumberingAfterBreak="0">
+  <w:abstractNum w:abstractNumId="35" w15:restartNumberingAfterBreak="0">
     <w:nsid w:val="68EE475F"/>
     <w:multiLevelType w:val="hybridMultilevel"/>
     <w:tmpl w:val="7DC46058"/>
@@ -19949,7 +19966,7 @@
       </w:rPr>
     </w:lvl>
   </w:abstractNum>
-  <w:abstractNum w:abstractNumId="35" w15:restartNumberingAfterBreak="0">
+  <w:abstractNum w:abstractNumId="36" w15:restartNumberingAfterBreak="0">
     <w:nsid w:val="693021FC"/>
     <w:multiLevelType w:val="hybridMultilevel"/>
     <w:tmpl w:val="A0C08268"/>
@@ -20035,7 +20052,7 @@
       </w:pPr>
     </w:lvl>
   </w:abstractNum>
-  <w:abstractNum w:abstractNumId="36" w15:restartNumberingAfterBreak="0">
+  <w:abstractNum w:abstractNumId="37" w15:restartNumberingAfterBreak="0">
     <w:nsid w:val="6D8017FB"/>
     <w:multiLevelType w:val="hybridMultilevel"/>
     <w:tmpl w:val="D9309C94"/>
@@ -20121,7 +20138,7 @@
       </w:pPr>
     </w:lvl>
   </w:abstractNum>
-  <w:abstractNum w:abstractNumId="37" w15:restartNumberingAfterBreak="0">
+  <w:abstractNum w:abstractNumId="38" w15:restartNumberingAfterBreak="0">
     <w:nsid w:val="70147520"/>
     <w:multiLevelType w:val="hybridMultilevel"/>
     <w:tmpl w:val="424A66DC"/>
@@ -20234,7 +20251,7 @@
       </w:rPr>
     </w:lvl>
   </w:abstractNum>
-  <w:abstractNum w:abstractNumId="38" w15:restartNumberingAfterBreak="0">
+  <w:abstractNum w:abstractNumId="39" w15:restartNumberingAfterBreak="0">
     <w:nsid w:val="708D266B"/>
     <w:multiLevelType w:val="hybridMultilevel"/>
     <w:tmpl w:val="56406A26"/>
@@ -20347,7 +20364,7 @@
       </w:rPr>
     </w:lvl>
   </w:abstractNum>
-  <w:abstractNum w:abstractNumId="39" w15:restartNumberingAfterBreak="0">
+  <w:abstractNum w:abstractNumId="40" w15:restartNumberingAfterBreak="0">
     <w:nsid w:val="7159357C"/>
     <w:multiLevelType w:val="hybridMultilevel"/>
     <w:tmpl w:val="EC7AB2AA"/>
@@ -20433,7 +20450,7 @@
       </w:pPr>
     </w:lvl>
   </w:abstractNum>
-  <w:abstractNum w:abstractNumId="40" w15:restartNumberingAfterBreak="0">
+  <w:abstractNum w:abstractNumId="41" w15:restartNumberingAfterBreak="0">
     <w:nsid w:val="743558E5"/>
     <w:multiLevelType w:val="hybridMultilevel"/>
     <w:tmpl w:val="F9D05244"/>
@@ -20524,7 +20541,7 @@
       </w:pPr>
     </w:lvl>
   </w:abstractNum>
-  <w:abstractNum w:abstractNumId="41" w15:restartNumberingAfterBreak="0">
+  <w:abstractNum w:abstractNumId="42" w15:restartNumberingAfterBreak="0">
     <w:nsid w:val="74FB02B2"/>
     <w:multiLevelType w:val="hybridMultilevel"/>
     <w:tmpl w:val="3EA82CB6"/>
@@ -20637,7 +20654,7 @@
       </w:rPr>
     </w:lvl>
   </w:abstractNum>
-  <w:abstractNum w:abstractNumId="42" w15:restartNumberingAfterBreak="0">
+  <w:abstractNum w:abstractNumId="43" w15:restartNumberingAfterBreak="0">
     <w:nsid w:val="77FF3BF9"/>
     <w:multiLevelType w:val="hybridMultilevel"/>
     <w:tmpl w:val="FEF832F0"/>
@@ -20724,7 +20741,7 @@
       </w:pPr>
     </w:lvl>
   </w:abstractNum>
-  <w:abstractNum w:abstractNumId="43" w15:restartNumberingAfterBreak="0">
+  <w:abstractNum w:abstractNumId="44" w15:restartNumberingAfterBreak="0">
     <w:nsid w:val="7C161D1C"/>
     <w:multiLevelType w:val="multilevel"/>
     <w:tmpl w:val="E012A62A"/>
@@ -20811,7 +20828,7 @@
       </w:pPr>
     </w:lvl>
   </w:abstractNum>
-  <w:abstractNum w:abstractNumId="44" w15:restartNumberingAfterBreak="0">
+  <w:abstractNum w:abstractNumId="45" w15:restartNumberingAfterBreak="0">
     <w:nsid w:val="7CA75B27"/>
     <w:multiLevelType w:val="hybridMultilevel"/>
     <w:tmpl w:val="41F22E48"/>
@@ -20925,7 +20942,7 @@
     </w:lvl>
   </w:abstractNum>
   <w:num w:numId="1">
-    <w:abstractNumId w:val="43"/>
+    <w:abstractNumId w:val="44"/>
   </w:num>
   <w:num w:numId="2">
     <w:abstractNumId w:val="0"/>
@@ -20937,13 +20954,13 @@
     <w:abstractNumId w:val="16"/>
   </w:num>
   <w:num w:numId="5">
-    <w:abstractNumId w:val="42"/>
+    <w:abstractNumId w:val="43"/>
   </w:num>
   <w:num w:numId="6">
-    <w:abstractNumId w:val="40"/>
+    <w:abstractNumId w:val="41"/>
   </w:num>
   <w:num w:numId="7">
-    <w:abstractNumId w:val="37"/>
+    <w:abstractNumId w:val="38"/>
   </w:num>
   <w:num w:numId="8">
     <w:abstractNumId w:val="15"/>
@@ -20985,25 +21002,25 @@
     <w:abstractNumId w:val="11"/>
   </w:num>
   <w:num w:numId="21">
-    <w:abstractNumId w:val="44"/>
+    <w:abstractNumId w:val="45"/>
   </w:num>
   <w:num w:numId="22">
     <w:abstractNumId w:val="21"/>
   </w:num>
   <w:num w:numId="23">
-    <w:abstractNumId w:val="34"/>
+    <w:abstractNumId w:val="35"/>
   </w:num>
   <w:num w:numId="24">
     <w:abstractNumId w:val="31"/>
   </w:num>
   <w:num w:numId="25">
-    <w:abstractNumId w:val="41"/>
+    <w:abstractNumId w:val="42"/>
   </w:num>
   <w:num w:numId="26">
-    <w:abstractNumId w:val="38"/>
+    <w:abstractNumId w:val="39"/>
   </w:num>
   <w:num w:numId="27">
-    <w:abstractNumId w:val="35"/>
+    <w:abstractNumId w:val="36"/>
   </w:num>
   <w:num w:numId="28">
     <w:abstractNumId w:val="22"/>
@@ -21015,13 +21032,13 @@
     <w:abstractNumId w:val="28"/>
   </w:num>
   <w:num w:numId="31">
-    <w:abstractNumId w:val="36"/>
+    <w:abstractNumId w:val="37"/>
   </w:num>
   <w:num w:numId="32">
     <w:abstractNumId w:val="3"/>
   </w:num>
   <w:num w:numId="33">
-    <w:abstractNumId w:val="39"/>
+    <w:abstractNumId w:val="40"/>
   </w:num>
   <w:num w:numId="34">
     <w:abstractNumId w:val="14"/>
@@ -21045,7 +21062,7 @@
     <w:abstractNumId w:val="9"/>
   </w:num>
   <w:num w:numId="41">
-    <w:abstractNumId w:val="33"/>
+    <w:abstractNumId w:val="34"/>
   </w:num>
   <w:num w:numId="42">
     <w:abstractNumId w:val="30"/>
@@ -21058,6 +21075,9 @@
   </w:num>
   <w:num w:numId="45">
     <w:abstractNumId w:val="6"/>
+  </w:num>
+  <w:num w:numId="46">
+    <w:abstractNumId w:val="33"/>
   </w:num>
   <w:numIdMacAtCleanup w:val="42"/>
 </w:numbering>
@@ -21802,12 +21822,12 @@
     <w:link w:val="FiguraCar"/>
     <w:autoRedefine/>
     <w:qFormat/>
-    <w:rsid w:val="00227549"/>
+    <w:rsid w:val="002B5BC9"/>
     <w:pPr>
-      <w:tabs>
-        <w:tab w:val="left" w:pos="1134"/>
-      </w:tabs>
-      <w:ind w:firstLine="0"/>
+      <w:numPr>
+        <w:numId w:val="46"/>
+      </w:numPr>
+      <w:ind w:left="426"/>
     </w:pPr>
     <w:rPr>
       <w:rFonts w:cs="Times New Roman (Cuerpo en alfa"/>
@@ -21821,7 +21841,7 @@
     <w:name w:val="Figura Car"/>
     <w:basedOn w:val="Fuentedeprrafopredeter"/>
     <w:link w:val="Figura"/>
-    <w:rsid w:val="00227549"/>
+    <w:rsid w:val="002B5BC9"/>
     <w:rPr>
       <w:rFonts w:cs="Times New Roman (Cuerpo en alfa"/>
       <w:color w:val="000000"/>
@@ -23026,7 +23046,7 @@
 </file>
 
 <file path=customXml/itemProps1.xml><?xml version="1.0" encoding="utf-8"?>
-<ds:datastoreItem xmlns:ds="http://schemas.openxmlformats.org/officeDocument/2006/customXml" ds:itemID="{AA65E360-1883-46CE-9BC0-B65479506C6A}">
+<ds:datastoreItem xmlns:ds="http://schemas.openxmlformats.org/officeDocument/2006/customXml" ds:itemID="{E2B94E41-F6E5-4F0C-A883-349E9451A321}">
   <ds:schemaRefs>
     <ds:schemaRef ds:uri="http://schemas.openxmlformats.org/officeDocument/2006/bibliography"/>
   </ds:schemaRefs>
@@ -23034,13 +23054,13 @@
 </file>
 
 <file path=customXml/itemProps2.xml><?xml version="1.0" encoding="utf-8"?>
-<ds:datastoreItem xmlns:ds="http://schemas.openxmlformats.org/officeDocument/2006/customXml" ds:itemID="{D4721C62-1FD3-47C5-AF34-B9109B96BE7E}"/>
+<ds:datastoreItem xmlns:ds="http://schemas.openxmlformats.org/officeDocument/2006/customXml" ds:itemID="{94DB40FC-94D4-41D8-8EC5-E22EF251E49E}"/>
 </file>
 
 <file path=customXml/itemProps3.xml><?xml version="1.0" encoding="utf-8"?>
-<ds:datastoreItem xmlns:ds="http://schemas.openxmlformats.org/officeDocument/2006/customXml" ds:itemID="{3111B85C-0ABE-473B-8BA0-92DBD5DFC27C}"/>
+<ds:datastoreItem xmlns:ds="http://schemas.openxmlformats.org/officeDocument/2006/customXml" ds:itemID="{2934C89B-1252-4D41-B83C-1BA87B96C003}"/>
 </file>
 
 <file path=customXml/itemProps4.xml><?xml version="1.0" encoding="utf-8"?>
-<ds:datastoreItem xmlns:ds="http://schemas.openxmlformats.org/officeDocument/2006/customXml" ds:itemID="{E8A957D6-3AF2-4F95-B4AC-CFFA4A019B00}"/>
+<ds:datastoreItem xmlns:ds="http://schemas.openxmlformats.org/officeDocument/2006/customXml" ds:itemID="{3118E333-D1AC-43F5-BA76-6DCE4D5A8B17}"/>
 </file>